--- a/documentos/Práctica_30_Septiembre.docx
+++ b/documentos/Práctica_30_Septiembre.docx
@@ -977,6 +977,68 @@
         <w:rPr>
           <w:rFonts w:ascii="Arial" w:hAnsi="Arial" w:cs="Arial"/>
         </w:rPr>
+        <w:drawing>
+          <wp:anchor distT="0" distB="0" distL="114300" distR="114300" simplePos="0" relativeHeight="251658240" behindDoc="0" locked="0" layoutInCell="1" allowOverlap="1" wp14:anchorId="33FF21F2" wp14:editId="47B0E578">
+            <wp:simplePos x="0" y="0"/>
+            <wp:positionH relativeFrom="margin">
+              <wp:align>left</wp:align>
+            </wp:positionH>
+            <wp:positionV relativeFrom="paragraph">
+              <wp:posOffset>563552</wp:posOffset>
+            </wp:positionV>
+            <wp:extent cx="5612130" cy="3134995"/>
+            <wp:effectExtent l="0" t="0" r="7620" b="8255"/>
+            <wp:wrapThrough wrapText="bothSides">
+              <wp:wrapPolygon edited="0">
+                <wp:start x="0" y="0"/>
+                <wp:lineTo x="0" y="21526"/>
+                <wp:lineTo x="21556" y="21526"/>
+                <wp:lineTo x="21556" y="0"/>
+                <wp:lineTo x="0" y="0"/>
+              </wp:wrapPolygon>
+            </wp:wrapThrough>
+            <wp:docPr id="1393379133" name="Imagen 1"/>
+            <wp:cNvGraphicFramePr>
+              <a:graphicFrameLocks xmlns:a="http://schemas.openxmlformats.org/drawingml/2006/main" noChangeAspect="1"/>
+            </wp:cNvGraphicFramePr>
+            <a:graphic xmlns:a="http://schemas.openxmlformats.org/drawingml/2006/main">
+              <a:graphicData uri="http://schemas.openxmlformats.org/drawingml/2006/picture">
+                <pic:pic xmlns:pic="http://schemas.openxmlformats.org/drawingml/2006/picture">
+                  <pic:nvPicPr>
+                    <pic:cNvPr id="1393379133" name=""/>
+                    <pic:cNvPicPr/>
+                  </pic:nvPicPr>
+                  <pic:blipFill>
+                    <a:blip r:embed="rId5">
+                      <a:extLst>
+                        <a:ext uri="{28A0092B-C50C-407E-A947-70E740481C1C}">
+                          <a14:useLocalDpi xmlns:a14="http://schemas.microsoft.com/office/drawing/2010/main" val="0"/>
+                        </a:ext>
+                      </a:extLst>
+                    </a:blip>
+                    <a:stretch>
+                      <a:fillRect/>
+                    </a:stretch>
+                  </pic:blipFill>
+                  <pic:spPr>
+                    <a:xfrm>
+                      <a:off x="0" y="0"/>
+                      <a:ext cx="5612130" cy="3134995"/>
+                    </a:xfrm>
+                    <a:prstGeom prst="rect">
+                      <a:avLst/>
+                    </a:prstGeom>
+                  </pic:spPr>
+                </pic:pic>
+              </a:graphicData>
+            </a:graphic>
+          </wp:anchor>
+        </w:drawing>
+      </w:r>
+      <w:r>
+        <w:rPr>
+          <w:rFonts w:ascii="Arial" w:hAnsi="Arial" w:cs="Arial"/>
+        </w:rPr>
         <w:t>Se u</w:t>
       </w:r>
       <w:r>
@@ -1033,6 +1095,137 @@
           <w:rFonts w:ascii="Arial" w:hAnsi="Arial" w:cs="Arial"/>
         </w:rPr>
       </w:pPr>
+      <w:r>
+        <w:rPr>
+          <w:rFonts w:ascii="Arial" w:hAnsi="Arial" w:cs="Arial"/>
+        </w:rPr>
+        <w:lastRenderedPageBreak/>
+        <w:drawing>
+          <wp:anchor distT="0" distB="0" distL="114300" distR="114300" simplePos="0" relativeHeight="251660288" behindDoc="0" locked="0" layoutInCell="1" allowOverlap="1" wp14:anchorId="1CA2FB34" wp14:editId="18330A30">
+            <wp:simplePos x="0" y="0"/>
+            <wp:positionH relativeFrom="margin">
+              <wp:align>left</wp:align>
+            </wp:positionH>
+            <wp:positionV relativeFrom="paragraph">
+              <wp:posOffset>3356259</wp:posOffset>
+            </wp:positionV>
+            <wp:extent cx="5612130" cy="3158490"/>
+            <wp:effectExtent l="0" t="0" r="7620" b="3810"/>
+            <wp:wrapThrough wrapText="bothSides">
+              <wp:wrapPolygon edited="0">
+                <wp:start x="0" y="0"/>
+                <wp:lineTo x="0" y="21496"/>
+                <wp:lineTo x="21556" y="21496"/>
+                <wp:lineTo x="21556" y="0"/>
+                <wp:lineTo x="0" y="0"/>
+              </wp:wrapPolygon>
+            </wp:wrapThrough>
+            <wp:docPr id="957151605" name="Imagen 1"/>
+            <wp:cNvGraphicFramePr>
+              <a:graphicFrameLocks xmlns:a="http://schemas.openxmlformats.org/drawingml/2006/main" noChangeAspect="1"/>
+            </wp:cNvGraphicFramePr>
+            <a:graphic xmlns:a="http://schemas.openxmlformats.org/drawingml/2006/main">
+              <a:graphicData uri="http://schemas.openxmlformats.org/drawingml/2006/picture">
+                <pic:pic xmlns:pic="http://schemas.openxmlformats.org/drawingml/2006/picture">
+                  <pic:nvPicPr>
+                    <pic:cNvPr id="957151605" name=""/>
+                    <pic:cNvPicPr/>
+                  </pic:nvPicPr>
+                  <pic:blipFill>
+                    <a:blip r:embed="rId6">
+                      <a:extLst>
+                        <a:ext uri="{28A0092B-C50C-407E-A947-70E740481C1C}">
+                          <a14:useLocalDpi xmlns:a14="http://schemas.microsoft.com/office/drawing/2010/main" val="0"/>
+                        </a:ext>
+                      </a:extLst>
+                    </a:blip>
+                    <a:stretch>
+                      <a:fillRect/>
+                    </a:stretch>
+                  </pic:blipFill>
+                  <pic:spPr>
+                    <a:xfrm>
+                      <a:off x="0" y="0"/>
+                      <a:ext cx="5612130" cy="3158490"/>
+                    </a:xfrm>
+                    <a:prstGeom prst="rect">
+                      <a:avLst/>
+                    </a:prstGeom>
+                  </pic:spPr>
+                </pic:pic>
+              </a:graphicData>
+            </a:graphic>
+          </wp:anchor>
+        </w:drawing>
+      </w:r>
+      <w:r>
+        <w:rPr>
+          <w:rFonts w:ascii="Arial" w:hAnsi="Arial" w:cs="Arial"/>
+        </w:rPr>
+        <w:t xml:space="preserve"> </w:t>
+      </w:r>
+      <w:r>
+        <w:rPr>
+          <w:rFonts w:ascii="Arial" w:hAnsi="Arial" w:cs="Arial"/>
+        </w:rPr>
+        <w:drawing>
+          <wp:anchor distT="0" distB="0" distL="114300" distR="114300" simplePos="0" relativeHeight="251659264" behindDoc="0" locked="0" layoutInCell="1" allowOverlap="1" wp14:anchorId="61428039" wp14:editId="61254AFC">
+            <wp:simplePos x="0" y="0"/>
+            <wp:positionH relativeFrom="column">
+              <wp:posOffset>2431</wp:posOffset>
+            </wp:positionH>
+            <wp:positionV relativeFrom="paragraph">
+              <wp:posOffset>4095</wp:posOffset>
+            </wp:positionV>
+            <wp:extent cx="5612130" cy="3184525"/>
+            <wp:effectExtent l="0" t="0" r="7620" b="0"/>
+            <wp:wrapThrough wrapText="bothSides">
+              <wp:wrapPolygon edited="0">
+                <wp:start x="0" y="0"/>
+                <wp:lineTo x="0" y="21449"/>
+                <wp:lineTo x="21556" y="21449"/>
+                <wp:lineTo x="21556" y="0"/>
+                <wp:lineTo x="0" y="0"/>
+              </wp:wrapPolygon>
+            </wp:wrapThrough>
+            <wp:docPr id="1440042716" name="Imagen 1"/>
+            <wp:cNvGraphicFramePr>
+              <a:graphicFrameLocks xmlns:a="http://schemas.openxmlformats.org/drawingml/2006/main" noChangeAspect="1"/>
+            </wp:cNvGraphicFramePr>
+            <a:graphic xmlns:a="http://schemas.openxmlformats.org/drawingml/2006/main">
+              <a:graphicData uri="http://schemas.openxmlformats.org/drawingml/2006/picture">
+                <pic:pic xmlns:pic="http://schemas.openxmlformats.org/drawingml/2006/picture">
+                  <pic:nvPicPr>
+                    <pic:cNvPr id="1440042716" name=""/>
+                    <pic:cNvPicPr/>
+                  </pic:nvPicPr>
+                  <pic:blipFill>
+                    <a:blip r:embed="rId7">
+                      <a:extLst>
+                        <a:ext uri="{28A0092B-C50C-407E-A947-70E740481C1C}">
+                          <a14:useLocalDpi xmlns:a14="http://schemas.microsoft.com/office/drawing/2010/main" val="0"/>
+                        </a:ext>
+                      </a:extLst>
+                    </a:blip>
+                    <a:stretch>
+                      <a:fillRect/>
+                    </a:stretch>
+                  </pic:blipFill>
+                  <pic:spPr>
+                    <a:xfrm>
+                      <a:off x="0" y="0"/>
+                      <a:ext cx="5612130" cy="3184525"/>
+                    </a:xfrm>
+                    <a:prstGeom prst="rect">
+                      <a:avLst/>
+                    </a:prstGeom>
+                  </pic:spPr>
+                </pic:pic>
+              </a:graphicData>
+            </a:graphic>
+          </wp:anchor>
+        </w:drawing>
+      </w:r>
     </w:p>
     <w:sectPr>
       <w:pgSz w:w="12240" w:h="15840"/>
